--- a/бускаров.docx
+++ b/бускаров.docx
@@ -1459,6 +1459,29 @@
       <w:r>
         <w:rPr>
           <w:rFonts w:ascii="Times New Roman" w:hAnsi="Times New Roman" w:cs="Times New Roman"/>
+          <w:sz w:val="28"/>
+          <w:szCs w:val="28"/>
+        </w:rPr>
+        <w:t>Основание</w:t>
+      </w:r>
+    </w:p>
+    <w:p>
+      <w:pPr>
+        <w:tabs>
+          <w:tab w:val="left" w:pos="-2880"/>
+        </w:tabs>
+        <w:spacing w:after="0" w:line="360" w:lineRule="auto"/>
+        <w:ind w:firstLine="851"/>
+        <w:jc w:val="both"/>
+        <w:rPr>
+          <w:rFonts w:ascii="Times New Roman" w:hAnsi="Times New Roman" w:cs="Times New Roman"/>
+          <w:sz w:val="28"/>
+          <w:szCs w:val="28"/>
+        </w:rPr>
+      </w:pPr>
+      <w:r>
+        <w:rPr>
+          <w:rFonts w:ascii="Times New Roman" w:hAnsi="Times New Roman" w:cs="Times New Roman"/>
           <w:b/>
           <w:bCs/>
           <w:sz w:val="28"/>
@@ -1686,7 +1709,23 @@
           <w:sz w:val="28"/>
           <w:szCs w:val="28"/>
         </w:rPr>
-        <w:t>Провести анализ предметной области, изучить существующие кулинарные веб-ресурсы, выявить их сильные и слабые стороны, сформулировать техническое задание.</w:t>
+        <w:t xml:space="preserve">Провести анализ предметной области, изучить существующие кулинарные веб-ресурсы, выявить их сильные и слабые стороны, </w:t>
+      </w:r>
+      <w:r>
+        <w:rPr>
+          <w:rFonts w:ascii="Times New Roman" w:hAnsi="Times New Roman" w:cs="Times New Roman"/>
+          <w:sz w:val="28"/>
+          <w:szCs w:val="28"/>
+        </w:rPr>
+        <w:t>прочитать</w:t>
+      </w:r>
+      <w:r>
+        <w:rPr>
+          <w:rFonts w:ascii="Times New Roman" w:hAnsi="Times New Roman" w:cs="Times New Roman"/>
+          <w:sz w:val="28"/>
+          <w:szCs w:val="28"/>
+        </w:rPr>
+        <w:t xml:space="preserve"> техническое задание.</w:t>
       </w:r>
     </w:p>
     <w:p>
@@ -1765,37 +1804,19 @@
         <w:jc w:val="both"/>
         <w:rPr>
           <w:rFonts w:ascii="Times New Roman" w:hAnsi="Times New Roman" w:cs="Times New Roman"/>
+          <w:sz w:val="28"/>
+          <w:szCs w:val="28"/>
+        </w:rPr>
+      </w:pPr>
+      <w:r>
+        <w:rPr>
+          <w:rFonts w:ascii="Times New Roman" w:hAnsi="Times New Roman" w:cs="Times New Roman"/>
           <w:b/>
           <w:bCs/>
           <w:sz w:val="28"/>
           <w:szCs w:val="28"/>
         </w:rPr>
-      </w:pPr>
-      <w:r>
-        <w:rPr>
-          <w:rFonts w:ascii="Times New Roman" w:hAnsi="Times New Roman" w:cs="Times New Roman"/>
-          <w:b/>
-          <w:bCs/>
-          <w:sz w:val="28"/>
-          <w:szCs w:val="28"/>
-        </w:rPr>
-        <w:t xml:space="preserve">Проектная задача. </w:t>
-      </w:r>
-      <w:r>
-        <w:rPr>
-          <w:rFonts w:ascii="Times New Roman" w:hAnsi="Times New Roman" w:cs="Times New Roman"/>
-          <w:sz w:val="28"/>
-          <w:szCs w:val="28"/>
-        </w:rPr>
-        <w:t>Спроектировать модели базы данных для обеспечения целостности и не избыточности хранения информации</w:t>
-      </w:r>
-      <w:r>
-        <w:rPr>
-          <w:rFonts w:ascii="Times New Roman" w:hAnsi="Times New Roman" w:cs="Times New Roman"/>
-          <w:sz w:val="28"/>
-          <w:szCs w:val="28"/>
-        </w:rPr>
-        <w:t>.</w:t>
+        <w:t>Подготовка стек технологий</w:t>
       </w:r>
     </w:p>
     <w:p>
@@ -1812,12 +1833,21 @@
         <w:jc w:val="both"/>
         <w:rPr>
           <w:rFonts w:ascii="Times New Roman" w:hAnsi="Times New Roman" w:cs="Times New Roman"/>
+          <w:sz w:val="28"/>
+          <w:szCs w:val="28"/>
+        </w:rPr>
+      </w:pPr>
+      <w:r>
+        <w:rPr>
+          <w:rFonts w:ascii="Times New Roman" w:hAnsi="Times New Roman" w:cs="Times New Roman"/>
           <w:b/>
           <w:bCs/>
           <w:sz w:val="28"/>
           <w:szCs w:val="28"/>
         </w:rPr>
-      </w:pPr>
+        <w:t xml:space="preserve">Работа с </w:t>
+      </w:r>
+      <w:proofErr w:type="spellStart"/>
       <w:r>
         <w:rPr>
           <w:rFonts w:ascii="Times New Roman" w:hAnsi="Times New Roman" w:cs="Times New Roman"/>
@@ -1826,31 +1856,18 @@
           <w:sz w:val="28"/>
           <w:szCs w:val="28"/>
         </w:rPr>
-        <w:t xml:space="preserve">Конструкторская задача. </w:t>
-      </w:r>
-      <w:r>
-        <w:rPr>
-          <w:rFonts w:ascii="Times New Roman" w:hAnsi="Times New Roman" w:cs="Times New Roman"/>
-          <w:sz w:val="28"/>
-          <w:szCs w:val="28"/>
-        </w:rPr>
-        <w:t xml:space="preserve">Разработать архитектуру веб-приложения, реализовать серверную часть с использованием сессий </w:t>
-      </w:r>
-      <w:r>
-        <w:rPr>
-          <w:rFonts w:ascii="Times New Roman" w:hAnsi="Times New Roman" w:cs="Times New Roman"/>
-          <w:sz w:val="28"/>
-          <w:szCs w:val="28"/>
-        </w:rPr>
-        <w:t>для разграничения прав доступа</w:t>
-      </w:r>
-      <w:r>
-        <w:rPr>
-          <w:rFonts w:ascii="Times New Roman" w:hAnsi="Times New Roman" w:cs="Times New Roman"/>
-          <w:sz w:val="28"/>
-          <w:szCs w:val="28"/>
-        </w:rPr>
-        <w:t>.</w:t>
+        <w:t>бд</w:t>
+      </w:r>
+      <w:proofErr w:type="spellEnd"/>
+      <w:r>
+        <w:rPr>
+          <w:rFonts w:ascii="Times New Roman" w:hAnsi="Times New Roman" w:cs="Times New Roman"/>
+          <w:b/>
+          <w:bCs/>
+          <w:sz w:val="28"/>
+          <w:szCs w:val="28"/>
+        </w:rPr>
+        <w:t xml:space="preserve"> логическая модель</w:t>
       </w:r>
     </w:p>
     <w:p>
@@ -1879,7 +1896,275 @@
           <w:sz w:val="28"/>
           <w:szCs w:val="28"/>
         </w:rPr>
+        <w:t xml:space="preserve">Перенос макета на </w:t>
+      </w:r>
+      <w:r>
+        <w:rPr>
+          <w:rFonts w:ascii="Times New Roman" w:hAnsi="Times New Roman" w:cs="Times New Roman"/>
+          <w:b/>
+          <w:bCs/>
+          <w:sz w:val="28"/>
+          <w:szCs w:val="28"/>
+          <w:lang w:val="en-US"/>
+        </w:rPr>
+        <w:t>html</w:t>
+      </w:r>
+      <w:r>
+        <w:rPr>
+          <w:rFonts w:ascii="Times New Roman" w:hAnsi="Times New Roman" w:cs="Times New Roman"/>
+          <w:b/>
+          <w:bCs/>
+          <w:sz w:val="28"/>
+          <w:szCs w:val="28"/>
+        </w:rPr>
+        <w:t xml:space="preserve"> </w:t>
+      </w:r>
+      <w:proofErr w:type="spellStart"/>
+      <w:r>
+        <w:rPr>
+          <w:rFonts w:ascii="Times New Roman" w:hAnsi="Times New Roman" w:cs="Times New Roman"/>
+          <w:b/>
+          <w:bCs/>
+          <w:sz w:val="28"/>
+          <w:szCs w:val="28"/>
+          <w:lang w:val="en-US"/>
+        </w:rPr>
+        <w:t>css</w:t>
+      </w:r>
+      <w:proofErr w:type="spellEnd"/>
+      <w:r>
+        <w:rPr>
+          <w:rFonts w:ascii="Times New Roman" w:hAnsi="Times New Roman" w:cs="Times New Roman"/>
+          <w:b/>
+          <w:bCs/>
+          <w:sz w:val="28"/>
+          <w:szCs w:val="28"/>
+          <w:lang w:val="en-US"/>
+        </w:rPr>
+        <w:t xml:space="preserve"> </w:t>
+      </w:r>
+    </w:p>
+    <w:p>
+      <w:pPr>
+        <w:pStyle w:val="ad"/>
+        <w:numPr>
+          <w:ilvl w:val="0"/>
+          <w:numId w:val="29"/>
+        </w:numPr>
+        <w:tabs>
+          <w:tab w:val="left" w:pos="-2880"/>
+        </w:tabs>
+        <w:spacing w:after="0" w:line="360" w:lineRule="auto"/>
+        <w:jc w:val="both"/>
+        <w:rPr>
+          <w:rFonts w:ascii="Times New Roman" w:hAnsi="Times New Roman" w:cs="Times New Roman"/>
+          <w:sz w:val="28"/>
+          <w:szCs w:val="28"/>
+        </w:rPr>
+      </w:pPr>
+      <w:proofErr w:type="spellStart"/>
+      <w:r>
+        <w:rPr>
+          <w:rFonts w:ascii="Times New Roman" w:hAnsi="Times New Roman" w:cs="Times New Roman"/>
+          <w:b/>
+          <w:bCs/>
+          <w:sz w:val="28"/>
+          <w:szCs w:val="28"/>
+        </w:rPr>
+        <w:t>Перенсти</w:t>
+      </w:r>
+      <w:proofErr w:type="spellEnd"/>
+      <w:r>
+        <w:rPr>
+          <w:rFonts w:ascii="Times New Roman" w:hAnsi="Times New Roman" w:cs="Times New Roman"/>
+          <w:b/>
+          <w:bCs/>
+          <w:sz w:val="28"/>
+          <w:szCs w:val="28"/>
+        </w:rPr>
+        <w:t xml:space="preserve"> функциональные требования в сам проект. Все элементы</w:t>
+      </w:r>
+    </w:p>
+    <w:p>
+      <w:pPr>
+        <w:pStyle w:val="ad"/>
+        <w:numPr>
+          <w:ilvl w:val="0"/>
+          <w:numId w:val="29"/>
+        </w:numPr>
+        <w:tabs>
+          <w:tab w:val="left" w:pos="-2880"/>
+        </w:tabs>
+        <w:spacing w:after="0" w:line="360" w:lineRule="auto"/>
+        <w:jc w:val="both"/>
+        <w:rPr>
+          <w:rFonts w:ascii="Times New Roman" w:hAnsi="Times New Roman" w:cs="Times New Roman"/>
+          <w:sz w:val="28"/>
+          <w:szCs w:val="28"/>
+        </w:rPr>
+      </w:pPr>
+      <w:r>
+        <w:rPr>
+          <w:rFonts w:ascii="Times New Roman" w:hAnsi="Times New Roman" w:cs="Times New Roman"/>
+          <w:b/>
+          <w:bCs/>
+          <w:sz w:val="28"/>
+          <w:szCs w:val="28"/>
+        </w:rPr>
         <w:lastRenderedPageBreak/>
+        <w:t xml:space="preserve">Обеспечение </w:t>
+      </w:r>
+      <w:proofErr w:type="spellStart"/>
+      <w:r>
+        <w:rPr>
+          <w:rFonts w:ascii="Times New Roman" w:hAnsi="Times New Roman" w:cs="Times New Roman"/>
+          <w:b/>
+          <w:bCs/>
+          <w:sz w:val="28"/>
+          <w:szCs w:val="28"/>
+        </w:rPr>
+        <w:t>безопапсности</w:t>
+      </w:r>
+      <w:proofErr w:type="spellEnd"/>
+      <w:r>
+        <w:rPr>
+          <w:rFonts w:ascii="Times New Roman" w:hAnsi="Times New Roman" w:cs="Times New Roman"/>
+          <w:b/>
+          <w:bCs/>
+          <w:sz w:val="28"/>
+          <w:szCs w:val="28"/>
+        </w:rPr>
+        <w:t xml:space="preserve"> веб-приложения.</w:t>
+      </w:r>
+    </w:p>
+    <w:p>
+      <w:pPr>
+        <w:pStyle w:val="ad"/>
+        <w:numPr>
+          <w:ilvl w:val="0"/>
+          <w:numId w:val="29"/>
+        </w:numPr>
+        <w:tabs>
+          <w:tab w:val="left" w:pos="-2880"/>
+        </w:tabs>
+        <w:spacing w:after="0" w:line="360" w:lineRule="auto"/>
+        <w:jc w:val="both"/>
+        <w:rPr>
+          <w:rFonts w:ascii="Times New Roman" w:hAnsi="Times New Roman" w:cs="Times New Roman"/>
+          <w:b/>
+          <w:bCs/>
+          <w:sz w:val="28"/>
+          <w:szCs w:val="28"/>
+        </w:rPr>
+      </w:pPr>
+      <w:r>
+        <w:rPr>
+          <w:rFonts w:ascii="Times New Roman" w:hAnsi="Times New Roman" w:cs="Times New Roman"/>
+          <w:b/>
+          <w:bCs/>
+          <w:sz w:val="28"/>
+          <w:szCs w:val="28"/>
+        </w:rPr>
+        <w:t xml:space="preserve">Проектная задача. </w:t>
+      </w:r>
+      <w:r>
+        <w:rPr>
+          <w:rFonts w:ascii="Times New Roman" w:hAnsi="Times New Roman" w:cs="Times New Roman"/>
+          <w:sz w:val="28"/>
+          <w:szCs w:val="28"/>
+        </w:rPr>
+        <w:t>Спроектировать модели базы данных для обеспечения целостности и не избыточности хранения информации</w:t>
+      </w:r>
+      <w:r>
+        <w:rPr>
+          <w:rFonts w:ascii="Times New Roman" w:hAnsi="Times New Roman" w:cs="Times New Roman"/>
+          <w:sz w:val="28"/>
+          <w:szCs w:val="28"/>
+        </w:rPr>
+        <w:t>.</w:t>
+      </w:r>
+    </w:p>
+    <w:p>
+      <w:pPr>
+        <w:pStyle w:val="ad"/>
+        <w:numPr>
+          <w:ilvl w:val="0"/>
+          <w:numId w:val="29"/>
+        </w:numPr>
+        <w:tabs>
+          <w:tab w:val="left" w:pos="-2880"/>
+        </w:tabs>
+        <w:spacing w:after="0" w:line="360" w:lineRule="auto"/>
+        <w:jc w:val="both"/>
+        <w:rPr>
+          <w:rFonts w:ascii="Times New Roman" w:hAnsi="Times New Roman" w:cs="Times New Roman"/>
+          <w:b/>
+          <w:bCs/>
+          <w:sz w:val="28"/>
+          <w:szCs w:val="28"/>
+        </w:rPr>
+      </w:pPr>
+      <w:r>
+        <w:rPr>
+          <w:rFonts w:ascii="Times New Roman" w:hAnsi="Times New Roman" w:cs="Times New Roman"/>
+          <w:b/>
+          <w:bCs/>
+          <w:sz w:val="28"/>
+          <w:szCs w:val="28"/>
+        </w:rPr>
+        <w:t xml:space="preserve">Конструкторская задача. </w:t>
+      </w:r>
+      <w:r>
+        <w:rPr>
+          <w:rFonts w:ascii="Times New Roman" w:hAnsi="Times New Roman" w:cs="Times New Roman"/>
+          <w:sz w:val="28"/>
+          <w:szCs w:val="28"/>
+        </w:rPr>
+        <w:t xml:space="preserve">Разработать архитектуру веб-приложения, реализовать серверную часть с использованием сессий </w:t>
+      </w:r>
+      <w:r>
+        <w:rPr>
+          <w:rFonts w:ascii="Times New Roman" w:hAnsi="Times New Roman" w:cs="Times New Roman"/>
+          <w:sz w:val="28"/>
+          <w:szCs w:val="28"/>
+        </w:rPr>
+        <w:t>для разграничения прав доступа</w:t>
+      </w:r>
+      <w:r>
+        <w:rPr>
+          <w:rFonts w:ascii="Times New Roman" w:hAnsi="Times New Roman" w:cs="Times New Roman"/>
+          <w:sz w:val="28"/>
+          <w:szCs w:val="28"/>
+        </w:rPr>
+        <w:t>.</w:t>
+      </w:r>
+    </w:p>
+    <w:p>
+      <w:pPr>
+        <w:pStyle w:val="ad"/>
+        <w:numPr>
+          <w:ilvl w:val="0"/>
+          <w:numId w:val="29"/>
+        </w:numPr>
+        <w:tabs>
+          <w:tab w:val="left" w:pos="-2880"/>
+        </w:tabs>
+        <w:spacing w:after="0" w:line="360" w:lineRule="auto"/>
+        <w:jc w:val="both"/>
+        <w:rPr>
+          <w:rFonts w:ascii="Times New Roman" w:hAnsi="Times New Roman" w:cs="Times New Roman"/>
+          <w:sz w:val="28"/>
+          <w:szCs w:val="28"/>
+        </w:rPr>
+      </w:pPr>
+      <w:r>
+        <w:rPr>
+          <w:rFonts w:ascii="Times New Roman" w:hAnsi="Times New Roman" w:cs="Times New Roman"/>
+          <w:b/>
+          <w:bCs/>
+          <w:sz w:val="28"/>
+          <w:szCs w:val="28"/>
+        </w:rPr>
         <w:t xml:space="preserve">Реализация интерфейса. </w:t>
       </w:r>
       <w:r>
@@ -2613,7 +2898,39 @@
           <w:sz w:val="28"/>
           <w:szCs w:val="28"/>
         </w:rPr>
-        <w:t xml:space="preserve"> страниц. Это означает, что HTML-страницы формируются на стороне сервера с встраиванием данных из базы, после чего отправляются клиенту в готовом виде.</w:t>
+        <w:t xml:space="preserve"> страниц. Это означает, что HTML</w:t>
+      </w:r>
+      <w:r>
+        <w:rPr>
+          <w:rFonts w:ascii="Times New Roman" w:hAnsi="Times New Roman" w:cs="Times New Roman"/>
+          <w:sz w:val="28"/>
+          <w:szCs w:val="28"/>
+        </w:rPr>
+        <w:t xml:space="preserve"> </w:t>
+      </w:r>
+      <w:r>
+        <w:rPr>
+          <w:rFonts w:ascii="Times New Roman" w:hAnsi="Times New Roman" w:cs="Times New Roman"/>
+          <w:sz w:val="28"/>
+          <w:szCs w:val="28"/>
+        </w:rPr>
+        <w:t>-</w:t>
+      </w:r>
+      <w:r>
+        <w:rPr>
+          <w:rFonts w:ascii="Times New Roman" w:hAnsi="Times New Roman" w:cs="Times New Roman"/>
+          <w:sz w:val="28"/>
+          <w:szCs w:val="28"/>
+        </w:rPr>
+        <w:t xml:space="preserve"> </w:t>
+      </w:r>
+      <w:r>
+        <w:rPr>
+          <w:rFonts w:ascii="Times New Roman" w:hAnsi="Times New Roman" w:cs="Times New Roman"/>
+          <w:sz w:val="28"/>
+          <w:szCs w:val="28"/>
+        </w:rPr>
+        <w:t>страницы формируются на стороне сервера с встраиванием данных из базы, после чего отправляются клиенту в готовом виде.</w:t>
       </w:r>
     </w:p>
     <w:p>
@@ -2995,13 +3312,31 @@
           <w:szCs w:val="28"/>
         </w:rPr>
       </w:pPr>
-      <w:r>
-        <w:rPr>
-          <w:rFonts w:ascii="Times New Roman" w:hAnsi="Times New Roman" w:cs="Times New Roman"/>
-          <w:sz w:val="28"/>
-          <w:szCs w:val="28"/>
-        </w:rPr>
-        <w:t>Категория - классификационная группа рецептов (завтраки, супы, салаты и т.д.).</w:t>
+      <w:proofErr w:type="spellStart"/>
+      <w:r>
+        <w:rPr>
+          <w:rFonts w:ascii="Times New Roman" w:hAnsi="Times New Roman" w:cs="Times New Roman"/>
+          <w:sz w:val="28"/>
+          <w:szCs w:val="28"/>
+        </w:rPr>
+        <w:t>categories</w:t>
+      </w:r>
+      <w:proofErr w:type="spellEnd"/>
+      <w:r>
+        <w:rPr>
+          <w:rFonts w:ascii="Times New Roman" w:hAnsi="Times New Roman" w:cs="Times New Roman"/>
+          <w:sz w:val="28"/>
+          <w:szCs w:val="28"/>
+        </w:rPr>
+        <w:t xml:space="preserve"> </w:t>
+      </w:r>
+      <w:r>
+        <w:rPr>
+          <w:rFonts w:ascii="Times New Roman" w:hAnsi="Times New Roman" w:cs="Times New Roman"/>
+          <w:sz w:val="28"/>
+          <w:szCs w:val="28"/>
+        </w:rPr>
+        <w:t>- классификационная группа рецептов (завтраки, супы, салаты и т.д.).</w:t>
       </w:r>
     </w:p>
     <w:p>
@@ -3099,6 +3434,28 @@
           <w:szCs w:val="28"/>
         </w:rPr>
         <w:t>Лайк пользователя - связь между пользователем и понравившимся рецептом.</w:t>
+      </w:r>
+    </w:p>
+    <w:p>
+      <w:pPr>
+        <w:spacing w:after="0" w:line="360" w:lineRule="auto"/>
+        <w:ind w:left="851"/>
+        <w:jc w:val="both"/>
+        <w:rPr>
+          <w:rFonts w:ascii="Times New Roman" w:hAnsi="Times New Roman" w:cs="Times New Roman"/>
+          <w:color w:val="EE0000"/>
+          <w:sz w:val="28"/>
+          <w:szCs w:val="28"/>
+        </w:rPr>
+      </w:pPr>
+      <w:r>
+        <w:rPr>
+          <w:rFonts w:ascii="Times New Roman" w:hAnsi="Times New Roman" w:cs="Times New Roman"/>
+          <w:color w:val="EE0000"/>
+          <w:sz w:val="28"/>
+          <w:szCs w:val="28"/>
+        </w:rPr>
+        <w:t>Расписать процесс создания базы данных.</w:t>
       </w:r>
     </w:p>
     <w:p>
@@ -4149,6 +4506,7 @@
           <w:sz w:val="28"/>
           <w:szCs w:val="28"/>
         </w:rPr>
+        <w:lastRenderedPageBreak/>
         <w:t xml:space="preserve">Таблица 3 - Структура таблицы </w:t>
       </w:r>
       <w:r>
@@ -4212,7 +4570,6 @@
                 <w:sz w:val="28"/>
                 <w:szCs w:val="28"/>
               </w:rPr>
-              <w:lastRenderedPageBreak/>
               <w:t>Поле</w:t>
             </w:r>
           </w:p>
@@ -5823,6 +6180,21 @@
     <w:p>
       <w:pPr>
         <w:pStyle w:val="ad"/>
+        <w:spacing w:line="360" w:lineRule="auto"/>
+        <w:ind w:left="851"/>
+        <w:rPr>
+          <w:rFonts w:ascii="Times New Roman" w:hAnsi="Times New Roman" w:cs="Times New Roman"/>
+          <w:b/>
+          <w:bCs/>
+          <w:sz w:val="28"/>
+          <w:szCs w:val="28"/>
+          <w:lang w:val="en-US"/>
+        </w:rPr>
+      </w:pPr>
+    </w:p>
+    <w:p>
+      <w:pPr>
+        <w:pStyle w:val="ad"/>
         <w:numPr>
           <w:ilvl w:val="1"/>
           <w:numId w:val="13"/>
@@ -5846,7 +6218,48 @@
           <w:sz w:val="28"/>
           <w:szCs w:val="28"/>
         </w:rPr>
-        <w:t>Принципы обеспечения безопасности</w:t>
+        <w:lastRenderedPageBreak/>
+        <w:t>обеспечени</w:t>
+      </w:r>
+      <w:r>
+        <w:rPr>
+          <w:rFonts w:ascii="Times New Roman" w:hAnsi="Times New Roman" w:cs="Times New Roman"/>
+          <w:b/>
+          <w:bCs/>
+          <w:sz w:val="28"/>
+          <w:szCs w:val="28"/>
+        </w:rPr>
+        <w:t>е</w:t>
+      </w:r>
+      <w:r>
+        <w:rPr>
+          <w:rFonts w:ascii="Times New Roman" w:hAnsi="Times New Roman" w:cs="Times New Roman"/>
+          <w:b/>
+          <w:bCs/>
+          <w:sz w:val="28"/>
+          <w:szCs w:val="28"/>
+        </w:rPr>
+        <w:t xml:space="preserve"> </w:t>
+      </w:r>
+      <w:r>
+        <w:rPr>
+          <w:rFonts w:ascii="Times New Roman" w:hAnsi="Times New Roman" w:cs="Times New Roman"/>
+          <w:b/>
+          <w:bCs/>
+          <w:sz w:val="28"/>
+          <w:szCs w:val="28"/>
+        </w:rPr>
+        <w:t xml:space="preserve">веб </w:t>
+      </w:r>
+      <w:r>
+        <w:rPr>
+          <w:rFonts w:ascii="Times New Roman" w:hAnsi="Times New Roman" w:cs="Times New Roman"/>
+          <w:b/>
+          <w:bCs/>
+          <w:sz w:val="28"/>
+          <w:szCs w:val="28"/>
+        </w:rPr>
+        <w:t>безопасности</w:t>
       </w:r>
     </w:p>
     <w:p>
@@ -5868,7 +6281,6 @@
           <w:sz w:val="28"/>
           <w:szCs w:val="28"/>
         </w:rPr>
-        <w:lastRenderedPageBreak/>
         <w:t xml:space="preserve">Защита от </w:t>
       </w:r>
       <w:r>
